--- a/outputs/reports/Caramba-North-OM-PostNDA.docx
+++ b/outputs/reports/Caramba-North-OM-PostNDA.docx
@@ -342,7 +342,7 @@
           <w:sz w:val="15"/>
           <w:szCs w:val="15"/>
         </w:rPr>
-        <w:t xml:space="preserve">2026-08-20 · Data compendium for the buyer data room · Editable working draft</w:t>
+        <w:t xml:space="preserve">2026-08-23 · Data compendium for the buyer data room · Editable working draft</w:t>
       </w:r>
     </w:p>
     <w:p>
@@ -14913,7 +14913,7 @@
                 <w:sz w:val="17"/>
                 <w:szCs w:val="17"/>
               </w:rPr>
-              <w:t xml:space="preserve">Pacifico Energy Group (San Juan Capistrano, CA)</w:t>
+              <w:t xml:space="preserve">Amazon (site owner, disclosed Aug 2026); Pacifico Energy Group (power-plant developer/operator, San Juan Capistrano, CA)</w:t>
             </w:r>
           </w:p>
         </w:tc>
@@ -14997,7 +14997,7 @@
                 <w:sz w:val="17"/>
                 <w:szCs w:val="17"/>
               </w:rPr>
-              <w:t xml:space="preserve">Permitted</w:t>
+              <w:t xml:space="preserve">Under Construction</w:t>
             </w:r>
           </w:p>
         </w:tc>
@@ -15055,7 +15055,7 @@
                 <w:sz w:val="17"/>
                 <w:szCs w:val="17"/>
               </w:rPr>
-              <w:t xml:space="preserve">Poolside (anchor tenant: CoreWeave)</w:t>
+              <w:t xml:space="preserve">Poolside Infrastructure Company (spun-off infra entity; original AI-lab anchor tenant CoreWeave exited Apr 2026)</w:t>
             </w:r>
           </w:p>
         </w:tc>
@@ -15139,7 +15139,7 @@
                 <w:sz w:val="17"/>
                 <w:szCs w:val="17"/>
               </w:rPr>
-              <w:t xml:space="preserve">Under Construction</w:t>
+              <w:t xml:space="preserve">Seeking Anchor Tenant / Phase 1 Construction</w:t>
             </w:r>
           </w:p>
         </w:tc>
@@ -24360,7 +24360,7 @@
           <w:sz w:val="15"/>
           <w:szCs w:val="15"/>
         </w:rPr>
-        <w:t xml:space="preserve">Distances stated in this Memorandum are straight-line from the tract centroid unless labeled otherwise. Map exhibits were captured from the companion GIS platform on the dates shown in Appendix A.1. Every figure in Sections 3, 4, 7 and 9 is derived programmatically from the layer data at build time; the indicative gas terms in Section 6 and the permitted water volume in Section 5 are counterparty-supplied and identified as such. Compiled 2026-08-20.</w:t>
+        <w:t xml:space="preserve">Distances stated in this Memorandum are straight-line from the tract centroid unless labeled otherwise. Map exhibits were captured from the companion GIS platform on the dates shown in Appendix A.1. Every figure in Sections 3, 4, 7 and 9 is derived programmatically from the layer data at build time; the indicative gas terms in Section 6 and the permitted water volume in Section 5 are counterparty-supplied and identified as such. Compiled 2026-08-23.</w:t>
       </w:r>
     </w:p>
     <w:p>
